--- a/downloads/documents/04 Units/Unit 00 - Launch - Welcome to the FACS Room/Lesson 00.01 - What Is FACS and Who Is in This Room.docx
+++ b/downloads/documents/04 Units/Unit 00 - Launch - Welcome to the FACS Room/Lesson 00.01 - What Is FACS and Who Is in This Room.docx
@@ -288,7 +288,7 @@
         <w:t xml:space="preserve"> </w:t>
       </w:r>
       <w:r>
-        <w:t xml:space="preserve">Tier 3 (FACS): FACS (Family and Consumer Sciences), do now, exit card, hope card. See the unit vocabulary list for Turkish, Portuguese, and Spanish.</w:t>
+        <w:t xml:space="preserve">Tier 3 (FACS): FACS (Family and Consumer Sciences), do now, exit card, hope card. See the unit vocabulary list for the Spanish column.</w:t>
       </w:r>
     </w:p>
     <w:p>
@@ -1160,7 +1160,7 @@
         <w:pStyle w:val="Compact"/>
       </w:pPr>
       <w:r>
-        <w:t xml:space="preserve">ELL: the six module names on the slide have the six objects as pictures; the handout has the module names in Turkish, Portuguese, and Spanish (see</w:t>
+        <w:t xml:space="preserve">ELL: the six module names on the slide have the six objects as pictures; the handout has the module names in Spanish (see</w:t>
       </w:r>
       <w:r>
         <w:t xml:space="preserve"> </w:t>

--- a/downloads/documents/04 Units/Unit 00 - Launch - Welcome to the FACS Room/Lesson 00.01 - What Is FACS and Who Is in This Room.docx
+++ b/downloads/documents/04 Units/Unit 00 - Launch - Welcome to the FACS Room/Lesson 00.01 - What Is FACS and Who Is in This Room.docx
@@ -654,7 +654,7 @@
               <w:t xml:space="preserve">“</w:t>
             </w:r>
             <w:r>
-              <w:t xml:space="preserve">Six units, about one and a half a marking period, and the first cooking lab is on day 16.</w:t>
+              <w:t xml:space="preserve">Six units, about five to six weeks each, and the first cooking lab is on day 16.</w:t>
             </w:r>
             <w:r>
               <w:t xml:space="preserve">”</w:t>
@@ -1713,7 +1713,7 @@
     <w:sectPr>
       <w:headerReference w:type="default" r:id="rId9"/>
       <w:pgSz w:w="12240" w:h="15840"/>
-      <w:pgMar w:top="1440" w:bottom="1440" w:left="1440" w:right="1440" w:header="504"/>
+      <w:pgMar w:top="1296" w:bottom="1296" w:left="1296" w:right="1296" w:header="504"/>
     </w:sectPr>
   </w:body>
 </w:document>
